--- a/inputs/template.docx.docx
+++ b/inputs/template.docx.docx
@@ -771,6 +771,9 @@
               <w:ind w:right="4"/>
               <w:jc w:val="center"/>
             </w:pPr>
+            <w:r>
+              <w:t>{{documentary_credit_date}}</w:t>
+            </w:r>
           </w:p>
         </w:tc>
         <w:tc>
@@ -1613,7 +1616,7 @@
                 <w:rFonts w:ascii="Times New Roman" w:eastAsia="Times New Roman" w:hAnsi="Times New Roman" w:cs="Times New Roman"/>
                 <w:sz w:val="10"/>
               </w:rPr>
-              <w:t>-</w:t>
+              <w:t>{{port_of_discharge}}</w:t>
             </w:r>
           </w:p>
         </w:tc>
